--- a/az/scientists/CV/Word/Abdullayev_Rauf_CV_AZ.docx
+++ b/az/scientists/CV/Word/Abdullayev_Rauf_CV_AZ.docx
@@ -377,7 +377,7 @@
           <w:sz w:val="21"/>
           <w:szCs w:val="21"/>
         </w:rPr>
-        <w:t>Rauf Abdullayev 2023-cü ilin yanvarından Aaxendə proCtec GmbH-də verilənlər bazası və proqram təminatı administratorudur. 2015–2022-ci illərdə Duysburq-Essen Universitetində kompüter mühəndisliyi üzrə bakalavr dərəcəsi alıb. CV-də göstərilən buraxılış işi Xamarin-də ManageData mobil tətbiqidir. 2015-ci ilin aprelindən 2023-cü ilin yanvarınadək Düsseldorfda Novum Hospitality AG-də front-ofis və İT dəstəyi üzrə çalışıb, 2016-cı ildə Neussdə Karttel GmbH-də SQL verilənlər bazası üzrə təcrübə keçib. CV-də Strasburq və Bakıdakı əvvəlki təhsil və müəllim köməkçisi işi də göstərilib.</w:t>
+        <w:t>Rauf Abdullayev 2023-cü ilin yanvarından Aaxendə proCtec GmbH-də verilənlər bazası və proqram təminatı administratorudur. 2015–2022-ci illərdə Duysburq-Essen Universitetində kompüter mühəndisliyi üzrə bakalavr dərəcəsi alıb.Buraxılış işi Xamarin-də ManageData mobil tətbiqidir. 2015-ci ilin aprelindən 2023-cü ilin yanvarınadək Düsseldorfda Novum Hospitality AG-də front-ofis və İT dəstəyi üzrə çalışıb, 2016-cı ildə Neussdə Karttel GmbH-də SQL verilənlər bazası üzrə təcrübə keçib. Strasburq və Bakıda əvvəlki təhsil və müəllim köməkçisi işi də var.</w:t>
       </w:r>
     </w:p>
     <w:p>
